--- a/docx/Generic/powershell_ci.docx
+++ b/docx/Generic/powershell_ci.docx
@@ -469,8 +469,16 @@
       <w:tblPr>
         <w:tblStyle w:val="Table"/>
         <w:tblW w:type="pct" w:w="5000"/>
-        <w:tblLayout w:type="fixed"/>
+        <w:tblLayout w:type="autofit"/>
         <w:tblLook w:firstRow="1" w:lastRow="0" w:firstColumn="0" w:lastColumn="0" w:noHBand="0" w:noVBand="0" w:val="0020"/>
+        <w:tblBorders>
+          <w:top w:val="single" w:sz="6" w:space="0" w:color="auto"/>
+          <w:left w:val="single" w:sz="6" w:space="0" w:color="auto"/>
+          <w:bottom w:val="single" w:sz="6" w:space="0" w:color="auto"/>
+          <w:right w:val="single" w:sz="6" w:space="0" w:color="auto"/>
+          <w:insideH w:val="single" w:sz="6" w:space="0" w:color="auto"/>
+          <w:insideV w:val="single" w:sz="6" w:space="0" w:color="auto"/>
+        </w:tblBorders>
       </w:tblPr>
       <w:tblGrid>
         <w:gridCol w:w="2640"/>
@@ -2280,8 +2288,16 @@
       <w:tblPr>
         <w:tblStyle w:val="Table"/>
         <w:tblW w:type="pct" w:w="5000"/>
-        <w:tblLayout w:type="fixed"/>
+        <w:tblLayout w:type="autofit"/>
         <w:tblLook w:firstRow="1" w:lastRow="0" w:firstColumn="0" w:lastColumn="0" w:noHBand="0" w:noVBand="0" w:val="0020"/>
+        <w:tblBorders>
+          <w:top w:val="single" w:sz="6" w:space="0" w:color="auto"/>
+          <w:left w:val="single" w:sz="6" w:space="0" w:color="auto"/>
+          <w:bottom w:val="single" w:sz="6" w:space="0" w:color="auto"/>
+          <w:right w:val="single" w:sz="6" w:space="0" w:color="auto"/>
+          <w:insideH w:val="single" w:sz="6" w:space="0" w:color="auto"/>
+          <w:insideV w:val="single" w:sz="6" w:space="0" w:color="auto"/>
+        </w:tblBorders>
       </w:tblPr>
       <w:tblGrid>
         <w:gridCol w:w="3960"/>
@@ -2622,8 +2638,16 @@
       <w:tblPr>
         <w:tblStyle w:val="Table"/>
         <w:tblW w:type="pct" w:w="5000"/>
-        <w:tblLayout w:type="fixed"/>
+        <w:tblLayout w:type="autofit"/>
         <w:tblLook w:firstRow="1" w:lastRow="0" w:firstColumn="0" w:lastColumn="0" w:noHBand="0" w:noVBand="0" w:val="0020"/>
+        <w:tblBorders>
+          <w:top w:val="single" w:sz="6" w:space="0" w:color="auto"/>
+          <w:left w:val="single" w:sz="6" w:space="0" w:color="auto"/>
+          <w:bottom w:val="single" w:sz="6" w:space="0" w:color="auto"/>
+          <w:right w:val="single" w:sz="6" w:space="0" w:color="auto"/>
+          <w:insideH w:val="single" w:sz="6" w:space="0" w:color="auto"/>
+          <w:insideV w:val="single" w:sz="6" w:space="0" w:color="auto"/>
+        </w:tblBorders>
       </w:tblPr>
       <w:tblGrid>
         <w:gridCol w:w="3960"/>
@@ -3374,8 +3398,16 @@
       <w:tblPr>
         <w:tblStyle w:val="Table"/>
         <w:tblW w:type="pct" w:w="5000"/>
-        <w:tblLayout w:type="fixed"/>
+        <w:tblLayout w:type="autofit"/>
         <w:tblLook w:firstRow="1" w:lastRow="0" w:firstColumn="0" w:lastColumn="0" w:noHBand="0" w:noVBand="0" w:val="0020"/>
+        <w:tblBorders>
+          <w:top w:val="single" w:sz="6" w:space="0" w:color="auto"/>
+          <w:left w:val="single" w:sz="6" w:space="0" w:color="auto"/>
+          <w:bottom w:val="single" w:sz="6" w:space="0" w:color="auto"/>
+          <w:right w:val="single" w:sz="6" w:space="0" w:color="auto"/>
+          <w:insideH w:val="single" w:sz="6" w:space="0" w:color="auto"/>
+          <w:insideV w:val="single" w:sz="6" w:space="0" w:color="auto"/>
+        </w:tblBorders>
       </w:tblPr>
       <w:tblGrid>
         <w:gridCol w:w="1980"/>
@@ -3963,6 +3995,7 @@
     <w:bookmarkEnd w:id="28"/>
     <w:bookmarkEnd w:id="29"/>
     <w:sectPr>
+      <w:pgSz w:w="16838" w:h="11906" w:orient="landscape"/>
       <w:footnotePr>
         <w:numRestart w:val="eachSect"/>
       </w:footnotePr>
@@ -4207,6 +4240,7 @@
   <w:docDefaults>
     <w:rPrDefault>
       <w:rPr>
+        <w:color w:val="auto"/>
         <w:rFonts w:asciiTheme="minorHAnsi" w:cstheme="minorBidi" w:eastAsiaTheme="minorEastAsia" w:hAnsiTheme="minorHAnsi"/>
         <w:sz w:val="24"/>
         <w:szCs w:val="24"/>

--- a/docx/Generic/powershell_ci.docx
+++ b/docx/Generic/powershell_ci.docx
@@ -469,15 +469,15 @@
       <w:tblPr>
         <w:tblStyle w:val="Table"/>
         <w:tblW w:type="pct" w:w="5000"/>
-        <w:tblLayout w:type="autofit"/>
+        <w:tblLayout w:type="fixed"/>
         <w:tblLook w:firstRow="1" w:lastRow="0" w:firstColumn="0" w:lastColumn="0" w:noHBand="0" w:noVBand="0" w:val="0020"/>
         <w:tblBorders>
-          <w:top w:val="single" w:sz="6" w:space="0" w:color="auto"/>
-          <w:left w:val="single" w:sz="6" w:space="0" w:color="auto"/>
-          <w:bottom w:val="single" w:sz="6" w:space="0" w:color="auto"/>
-          <w:right w:val="single" w:sz="6" w:space="0" w:color="auto"/>
-          <w:insideH w:val="single" w:sz="6" w:space="0" w:color="auto"/>
-          <w:insideV w:val="single" w:sz="6" w:space="0" w:color="auto"/>
+          <w:top w:val="single" w:sz="6" w:space="0" w:color="808080"/>
+          <w:left w:val="single" w:sz="6" w:space="0" w:color="808080"/>
+          <w:bottom w:val="single" w:sz="6" w:space="0" w:color="808080"/>
+          <w:right w:val="single" w:sz="6" w:space="0" w:color="808080"/>
+          <w:insideH w:val="single" w:sz="6" w:space="0" w:color="808080"/>
+          <w:insideV w:val="single" w:sz="6" w:space="0" w:color="808080"/>
         </w:tblBorders>
       </w:tblPr>
       <w:tblGrid>
@@ -2288,15 +2288,15 @@
       <w:tblPr>
         <w:tblStyle w:val="Table"/>
         <w:tblW w:type="pct" w:w="5000"/>
-        <w:tblLayout w:type="autofit"/>
+        <w:tblLayout w:type="fixed"/>
         <w:tblLook w:firstRow="1" w:lastRow="0" w:firstColumn="0" w:lastColumn="0" w:noHBand="0" w:noVBand="0" w:val="0020"/>
         <w:tblBorders>
-          <w:top w:val="single" w:sz="6" w:space="0" w:color="auto"/>
-          <w:left w:val="single" w:sz="6" w:space="0" w:color="auto"/>
-          <w:bottom w:val="single" w:sz="6" w:space="0" w:color="auto"/>
-          <w:right w:val="single" w:sz="6" w:space="0" w:color="auto"/>
-          <w:insideH w:val="single" w:sz="6" w:space="0" w:color="auto"/>
-          <w:insideV w:val="single" w:sz="6" w:space="0" w:color="auto"/>
+          <w:top w:val="single" w:sz="6" w:space="0" w:color="808080"/>
+          <w:left w:val="single" w:sz="6" w:space="0" w:color="808080"/>
+          <w:bottom w:val="single" w:sz="6" w:space="0" w:color="808080"/>
+          <w:right w:val="single" w:sz="6" w:space="0" w:color="808080"/>
+          <w:insideH w:val="single" w:sz="6" w:space="0" w:color="808080"/>
+          <w:insideV w:val="single" w:sz="6" w:space="0" w:color="808080"/>
         </w:tblBorders>
       </w:tblPr>
       <w:tblGrid>
@@ -2638,15 +2638,15 @@
       <w:tblPr>
         <w:tblStyle w:val="Table"/>
         <w:tblW w:type="pct" w:w="5000"/>
-        <w:tblLayout w:type="autofit"/>
+        <w:tblLayout w:type="fixed"/>
         <w:tblLook w:firstRow="1" w:lastRow="0" w:firstColumn="0" w:lastColumn="0" w:noHBand="0" w:noVBand="0" w:val="0020"/>
         <w:tblBorders>
-          <w:top w:val="single" w:sz="6" w:space="0" w:color="auto"/>
-          <w:left w:val="single" w:sz="6" w:space="0" w:color="auto"/>
-          <w:bottom w:val="single" w:sz="6" w:space="0" w:color="auto"/>
-          <w:right w:val="single" w:sz="6" w:space="0" w:color="auto"/>
-          <w:insideH w:val="single" w:sz="6" w:space="0" w:color="auto"/>
-          <w:insideV w:val="single" w:sz="6" w:space="0" w:color="auto"/>
+          <w:top w:val="single" w:sz="6" w:space="0" w:color="808080"/>
+          <w:left w:val="single" w:sz="6" w:space="0" w:color="808080"/>
+          <w:bottom w:val="single" w:sz="6" w:space="0" w:color="808080"/>
+          <w:right w:val="single" w:sz="6" w:space="0" w:color="808080"/>
+          <w:insideH w:val="single" w:sz="6" w:space="0" w:color="808080"/>
+          <w:insideV w:val="single" w:sz="6" w:space="0" w:color="808080"/>
         </w:tblBorders>
       </w:tblPr>
       <w:tblGrid>
@@ -3398,15 +3398,15 @@
       <w:tblPr>
         <w:tblStyle w:val="Table"/>
         <w:tblW w:type="pct" w:w="5000"/>
-        <w:tblLayout w:type="autofit"/>
+        <w:tblLayout w:type="fixed"/>
         <w:tblLook w:firstRow="1" w:lastRow="0" w:firstColumn="0" w:lastColumn="0" w:noHBand="0" w:noVBand="0" w:val="0020"/>
         <w:tblBorders>
-          <w:top w:val="single" w:sz="6" w:space="0" w:color="auto"/>
-          <w:left w:val="single" w:sz="6" w:space="0" w:color="auto"/>
-          <w:bottom w:val="single" w:sz="6" w:space="0" w:color="auto"/>
-          <w:right w:val="single" w:sz="6" w:space="0" w:color="auto"/>
-          <w:insideH w:val="single" w:sz="6" w:space="0" w:color="auto"/>
-          <w:insideV w:val="single" w:sz="6" w:space="0" w:color="auto"/>
+          <w:top w:val="single" w:sz="6" w:space="0" w:color="808080"/>
+          <w:left w:val="single" w:sz="6" w:space="0" w:color="808080"/>
+          <w:bottom w:val="single" w:sz="6" w:space="0" w:color="808080"/>
+          <w:right w:val="single" w:sz="6" w:space="0" w:color="808080"/>
+          <w:insideH w:val="single" w:sz="6" w:space="0" w:color="808080"/>
+          <w:insideV w:val="single" w:sz="6" w:space="0" w:color="808080"/>
         </w:tblBorders>
       </w:tblPr>
       <w:tblGrid>
@@ -4240,7 +4240,6 @@
   <w:docDefaults>
     <w:rPrDefault>
       <w:rPr>
-        <w:color w:val="auto"/>
         <w:rFonts w:asciiTheme="minorHAnsi" w:cstheme="minorBidi" w:eastAsiaTheme="minorEastAsia" w:hAnsiTheme="minorHAnsi"/>
         <w:sz w:val="24"/>
         <w:szCs w:val="24"/>
@@ -4783,6 +4782,14 @@
         <w:bottom w:type="dxa" w:w="0"/>
         <w:right w:type="dxa" w:w="108"/>
       </w:tblCellMar>
+      <w:tblBorders>
+        <w:top w:color="auto" w:space="0" w:sz="6" w:val="single"/>
+        <w:left w:color="auto" w:space="0" w:sz="6" w:val="single"/>
+        <w:bottom w:color="auto" w:space="0" w:sz="6" w:val="single"/>
+        <w:right w:color="auto" w:space="0" w:sz="6" w:val="single"/>
+        <w:insideH w:color="auto" w:space="0" w:sz="6" w:val="single"/>
+        <w:insideV w:color="auto" w:space="0" w:sz="6" w:val="single"/>
+      </w:tblBorders>
     </w:tblPr>
     <w:tblStylePr w:type="firstRow">
       <w:tcPr>

--- a/docx/Generic/powershell_ci.docx
+++ b/docx/Generic/powershell_ci.docx
@@ -3460,340 +3460,6 @@
             </w:pPr>
             <w:r>
               <w:t xml:space="preserve">Detail</w:t>
-            </w:r>
-          </w:p>
-        </w:tc>
-      </w:tr>
-      <w:tr>
-        <w:tc>
-          <w:tcPr/>
-          <w:p>
-            <w:pPr>
-              <w:pStyle w:val="Compact"/>
-            </w:pPr>
-            <w:r>
-              <w:t xml:space="preserve">✅ Fixed</w:t>
-            </w:r>
-          </w:p>
-        </w:tc>
-        <w:tc>
-          <w:tcPr/>
-          <w:p>
-            <w:pPr>
-              <w:pStyle w:val="Compact"/>
-            </w:pPr>
-            <w:r>
-              <w:rPr>
-                <w:rStyle w:val="VerbatimChar"/>
-              </w:rPr>
-              <w:t xml:space="preserve">Invoke-IsoDeploy</w:t>
-            </w:r>
-            <w:r>
-              <w:t xml:space="preserve"> </w:t>
-            </w:r>
-            <w:r>
-              <w:t xml:space="preserve">broken syntax</w:t>
-            </w:r>
-          </w:p>
-        </w:tc>
-        <w:tc>
-          <w:tcPr/>
-          <w:p>
-            <w:pPr>
-              <w:pStyle w:val="Compact"/>
-            </w:pPr>
-            <w:r>
-              <w:t xml:space="preserve">Fixed</w:t>
-            </w:r>
-          </w:p>
-        </w:tc>
-        <w:tc>
-          <w:tcPr/>
-          <w:p>
-            <w:pPr>
-              <w:pStyle w:val="Compact"/>
-            </w:pPr>
-            <w:r>
-              <w:t xml:space="preserve">All</w:t>
-            </w:r>
-            <w:r>
-              <w:t xml:space="preserve"> </w:t>
-            </w:r>
-            <w:r>
-              <w:rPr>
-                <w:rStyle w:val="VerbatimChar"/>
-              </w:rPr>
-              <w:t xml:space="preserve">;,return,</w:t>
-            </w:r>
-            <w:r>
-              <w:t xml:space="preserve"> </w:t>
-            </w:r>
-            <w:r>
-              <w:t xml:space="preserve">/</w:t>
-            </w:r>
-            <w:r>
-              <w:t xml:space="preserve"> </w:t>
-            </w:r>
-            <w:r>
-              <w:rPr>
-                <w:rStyle w:val="VerbatimChar"/>
-              </w:rPr>
-              <w:t xml:space="preserve">$)($</w:t>
-            </w:r>
-            <w:r>
-              <w:t xml:space="preserve"> </w:t>
-            </w:r>
-            <w:r>
-              <w:t xml:space="preserve">artefacts removed; pure PS guards</w:t>
-            </w:r>
-          </w:p>
-        </w:tc>
-      </w:tr>
-      <w:tr>
-        <w:tc>
-          <w:tcPr/>
-          <w:p>
-            <w:pPr>
-              <w:pStyle w:val="Compact"/>
-            </w:pPr>
-            <w:r>
-              <w:t xml:space="preserve">✅ Fixed</w:t>
-            </w:r>
-          </w:p>
-        </w:tc>
-        <w:tc>
-          <w:tcPr/>
-          <w:p>
-            <w:pPr>
-              <w:pStyle w:val="Compact"/>
-            </w:pPr>
-            <w:r>
-              <w:rPr>
-                <w:rStyle w:val="VerbatimChar"/>
-              </w:rPr>
-              <w:t xml:space="preserve">Update-WindowsSecurity</w:t>
-            </w:r>
-            <w:r>
-              <w:t xml:space="preserve"> </w:t>
-            </w:r>
-            <w:r>
-              <w:t xml:space="preserve">broken syntax</w:t>
-            </w:r>
-          </w:p>
-        </w:tc>
-        <w:tc>
-          <w:tcPr/>
-          <w:p>
-            <w:pPr>
-              <w:pStyle w:val="Compact"/>
-            </w:pPr>
-            <w:r>
-              <w:t xml:space="preserve">Fixed</w:t>
-            </w:r>
-          </w:p>
-        </w:tc>
-        <w:tc>
-          <w:tcPr/>
-          <w:p>
-            <w:pPr>
-              <w:pStyle w:val="Compact"/>
-            </w:pPr>
-            <w:r>
-              <w:t xml:space="preserve">All</w:t>
-            </w:r>
-            <w:r>
-              <w:t xml:space="preserve"> </w:t>
-            </w:r>
-            <w:r>
-              <w:rPr>
-                <w:rStyle w:val="VerbatimChar"/>
-              </w:rPr>
-              <w:t xml:space="preserve">;,return,</w:t>
-            </w:r>
-            <w:r>
-              <w:t xml:space="preserve"> </w:t>
-            </w:r>
-            <w:r>
-              <w:t xml:space="preserve">/</w:t>
-            </w:r>
-            <w:r>
-              <w:t xml:space="preserve"> </w:t>
-            </w:r>
-            <w:r>
-              <w:rPr>
-                <w:rStyle w:val="VerbatimChar"/>
-              </w:rPr>
-              <w:t xml:space="preserve">$)($</w:t>
-            </w:r>
-            <w:r>
-              <w:t xml:space="preserve"> </w:t>
-            </w:r>
-            <w:r>
-              <w:t xml:space="preserve">/</w:t>
-            </w:r>
-            <w:r>
-              <w:t xml:space="preserve"> </w:t>
-            </w:r>
-            <w:r>
-              <w:rPr>
-                <w:rStyle w:val="VerbatimChar"/>
-              </w:rPr>
-              <w:t xml:space="preserve">Disassemble-Image</w:t>
-            </w:r>
-            <w:r>
-              <w:t xml:space="preserve"> </w:t>
-            </w:r>
-            <w:r>
-              <w:t xml:space="preserve">artefacts removed</w:t>
-            </w:r>
-          </w:p>
-        </w:tc>
-      </w:tr>
-      <w:tr>
-        <w:tc>
-          <w:tcPr/>
-          <w:p>
-            <w:pPr>
-              <w:pStyle w:val="Compact"/>
-            </w:pPr>
-            <w:r>
-              <w:t xml:space="preserve">✅ Better</w:t>
-            </w:r>
-          </w:p>
-        </w:tc>
-        <w:tc>
-          <w:tcPr/>
-          <w:p>
-            <w:pPr>
-              <w:pStyle w:val="Compact"/>
-            </w:pPr>
-            <w:r>
-              <w:rPr>
-                <w:rStyle w:val="VerbatimChar"/>
-              </w:rPr>
-              <w:t xml:space="preserve">Update-Firmware</w:t>
-            </w:r>
-            <w:r>
-              <w:t xml:space="preserve"> </w:t>
-            </w:r>
-            <w:r>
-              <w:t xml:space="preserve">no retry</w:t>
-            </w:r>
-          </w:p>
-        </w:tc>
-        <w:tc>
-          <w:tcPr/>
-          <w:p>
-            <w:pPr>
-              <w:pStyle w:val="Compact"/>
-            </w:pPr>
-            <w:r>
-              <w:t xml:space="preserve">Improved</w:t>
-            </w:r>
-          </w:p>
-        </w:tc>
-        <w:tc>
-          <w:tcPr/>
-          <w:p>
-            <w:pPr>
-              <w:pStyle w:val="Compact"/>
-            </w:pPr>
-            <w:r>
-              <w:t xml:space="preserve">Now uses</w:t>
-            </w:r>
-            <w:r>
-              <w:t xml:space="preserve"> </w:t>
-            </w:r>
-            <w:r>
-              <w:rPr>
-                <w:rStyle w:val="VerbatimChar"/>
-              </w:rPr>
-              <w:t xml:space="preserve">Invoke-NativeCommandWithRetry</w:t>
-            </w:r>
-            <w:r>
-              <w:t xml:space="preserve"> </w:t>
-            </w:r>
-            <w:r>
-              <w:t xml:space="preserve">with exponential back-off</w:t>
-            </w:r>
-          </w:p>
-        </w:tc>
-      </w:tr>
-      <w:tr>
-        <w:tc>
-          <w:tcPr/>
-          <w:p>
-            <w:pPr>
-              <w:pStyle w:val="Compact"/>
-            </w:pPr>
-            <w:r>
-              <w:t xml:space="preserve">✅ Done</w:t>
-            </w:r>
-          </w:p>
-        </w:tc>
-        <w:tc>
-          <w:tcPr/>
-          <w:p>
-            <w:pPr>
-              <w:pStyle w:val="Compact"/>
-            </w:pPr>
-            <w:r>
-              <w:rPr>
-                <w:rStyle w:val="VerbatimChar"/>
-              </w:rPr>
-              <w:t xml:space="preserve">Update-WindowsSecurity</w:t>
-            </w:r>
-            <w:r>
-              <w:t xml:space="preserve"> </w:t>
-            </w:r>
-            <w:r>
-              <w:t xml:space="preserve">DISM loop</w:t>
-            </w:r>
-          </w:p>
-        </w:tc>
-        <w:tc>
-          <w:tcPr/>
-          <w:p>
-            <w:pPr>
-              <w:pStyle w:val="Compact"/>
-            </w:pPr>
-            <w:r>
-              <w:t xml:space="preserve">Done</w:t>
-            </w:r>
-          </w:p>
-        </w:tc>
-        <w:tc>
-          <w:tcPr/>
-          <w:p>
-            <w:pPr>
-              <w:pStyle w:val="Compact"/>
-            </w:pPr>
-            <w:r>
-              <w:rPr>
-                <w:rStyle w:val="VerbatimChar"/>
-              </w:rPr>
-              <w:t xml:space="preserve">_ApplyPatchesDism</w:t>
-            </w:r>
-            <w:r>
-              <w:t xml:space="preserve"> </w:t>
-            </w:r>
-            <w:r>
-              <w:t xml:space="preserve">calls</w:t>
-            </w:r>
-            <w:r>
-              <w:t xml:space="preserve"> </w:t>
-            </w:r>
-            <w:r>
-              <w:rPr>
-                <w:rStyle w:val="VerbatimChar"/>
-              </w:rPr>
-              <w:t xml:space="preserve">Invoke-NativeCommand</w:t>
-            </w:r>
-            <w:r>
-              <w:t xml:space="preserve"> </w:t>
-            </w:r>
-            <w:r>
-              <w:t xml:space="preserve">per KB</w:t>
             </w:r>
           </w:p>
         </w:tc>
